--- a/SWI/201-Plant-Sampling/MM-4034-033-OR-03-SWI-PRO-MET-201-017-Tails-Thickener-Feed-Overflow-and-Underflow-Sampling-RevA.docx
+++ b/SWI/201-Plant-Sampling/MM-4034-033-OR-03-SWI-PRO-MET-201-017-Tails-Thickener-Feed-Overflow-and-Underflow-Sampling-RevA.docx
@@ -602,6 +602,60 @@
       <w:pPr>
         <w:spacing w:after="100" w:before="0" w:line="245"/>
       </w:pPr>
+    </w:p>
+    <w:tbl>
+      <w:tblPr>
+        <w:tblW w:type="dxa" w:w="9026"/>
+        <w:tblBorders>
+          <w:left w:val="single" w:color="B7791F" w:sz="18"/>
+        </w:tblBorders>
+        <w:tblCellMar>
+          <w:top w:type="dxa" w:w="90"/>
+          <w:left w:type="dxa" w:w="150"/>
+          <w:bottom w:type="dxa" w:w="90"/>
+          <w:right w:type="dxa" w:w="120"/>
+        </w:tblCellMar>
+      </w:tblPr>
+      <w:tblGrid>
+        <w:gridCol w:w="9026"/>
+      </w:tblGrid>
+      <w:tr>
+        <w:tc>
+          <w:tcPr>
+            <w:tcW w:type="dxa" w:w="9026"/>
+            <w:shd w:val="clear" w:color="auto" w:fill="FFF4D6"/>
+          </w:tcPr>
+          <w:p>
+            <w:pPr>
+              <w:spacing w:after="0" w:before="0" w:line="245"/>
+            </w:pPr>
+            <w:r>
+              <w:rPr>
+                <w:rFonts w:ascii="Calibri" w:cs="Calibri" w:eastAsia="Calibri" w:hAnsi="Calibri"/>
+                <w:b/>
+                <w:bCs/>
+                <w:color w:val="7A4B00"/>
+                <w:sz w:val="17"/>
+                <w:szCs w:val="17"/>
+              </w:rPr>
+              <w:t xml:space="preserve">DRAFT FOR REVIEW. Martabe work instruction 'Tailing Flocculant Solution Sampling' (DOC-3-MET-PRS-WIN-00064-IE, v1.0, issued 25/12/2024) added as Section 6 Part B. Not approved until reviewed. JSEA JSEA-PRO-MET-201-017 must be updated for the added hazard row.</w:t>
+            </w:r>
+          </w:p>
+        </w:tc>
+      </w:tr>
+    </w:tbl>
+    <w:p>
+      <w:pPr>
+        <w:spacing w:after="60" w:before="0" w:line="245"/>
+      </w:pPr>
+      <w:r>
+        <w:rPr>
+          <w:rFonts w:ascii="Calibri" w:cs="Calibri" w:eastAsia="Calibri" w:hAnsi="Calibri"/>
+          <w:sz w:val="17"/>
+          <w:szCs w:val="17"/>
+        </w:rPr>
+        <w:t xml:space="preserve"/>
+      </w:r>
     </w:p>
     <w:p>
       <w:pPr>
@@ -1539,6 +1593,56 @@
           </w:p>
         </w:tc>
       </w:tr>
+      <w:tr>
+        <w:tc>
+          <w:tcPr>
+            <w:tcW w:type="dxa" w:w="2900"/>
+            <w:tcMar>
+              <w:top w:type="dxa" w:w="55"/>
+              <w:left w:type="dxa" w:w="85"/>
+              <w:bottom w:type="dxa" w:w="55"/>
+              <w:right w:type="dxa" w:w="85"/>
+            </w:tcMar>
+          </w:tcPr>
+          <w:p>
+            <w:pPr>
+              <w:spacing w:after="0" w:line="235"/>
+            </w:pPr>
+            <w:r>
+              <w:rPr>
+                <w:rFonts w:ascii="Calibri" w:cs="Calibri" w:eastAsia="Calibri" w:hAnsi="Calibri"/>
+                <w:sz w:val="16"/>
+                <w:szCs w:val="16"/>
+              </w:rPr>
+              <w:t xml:space="preserve">[JSEA to confirm] Flocculant solution contact, slippery floor and pinch point at the flocculant mixing area</w:t>
+            </w:r>
+          </w:p>
+        </w:tc>
+        <w:tc>
+          <w:tcPr>
+            <w:tcW w:type="dxa" w:w="6126"/>
+            <w:tcMar>
+              <w:top w:type="dxa" w:w="55"/>
+              <w:left w:type="dxa" w:w="85"/>
+              <w:bottom w:type="dxa" w:w="55"/>
+              <w:right w:type="dxa" w:w="85"/>
+            </w:tcMar>
+          </w:tcPr>
+          <w:p>
+            <w:pPr>
+              <w:spacing w:after="0" w:line="235"/>
+            </w:pPr>
+            <w:r>
+              <w:rPr>
+                <w:rFonts w:ascii="Calibri" w:cs="Calibri" w:eastAsia="Calibri" w:hAnsi="Calibri"/>
+                <w:sz w:val="16"/>
+                <w:szCs w:val="16"/>
+              </w:rPr>
+              <w:t xml:space="preserve">Latex or chemical-resistant gloves, hard hat, glasses and safety boots. Open and close valves with the body in an ergonomic position, without hurrying; stop at any pain. Hands clear of the feed valve pinch points. Watch footing on wet floors. No sampling during flocculant lifting.</w:t>
+            </w:r>
+          </w:p>
+        </w:tc>
+      </w:tr>
     </w:tbl>
     <w:p>
       <w:pPr>
@@ -2090,6 +2194,24 @@
     </w:p>
     <w:p>
       <w:pPr>
+        <w:pStyle w:val="ListParagraph"/>
+        <w:numPr>
+          <w:ilvl w:val="0"/>
+          <w:numId w:val="1"/>
+        </w:numPr>
+        <w:spacing w:after="60" w:line="245"/>
+      </w:pPr>
+      <w:r>
+        <w:rPr>
+          <w:rFonts w:ascii="Calibri" w:cs="Calibri" w:eastAsia="Calibri" w:hAnsi="Calibri"/>
+          <w:sz w:val="17"/>
+          <w:szCs w:val="17"/>
+        </w:rPr>
+        <w:t xml:space="preserve">[M] Small sample bottle for the flocculant solution</w:t>
+      </w:r>
+    </w:p>
+    <w:p>
+      <w:pPr>
         <w:pStyle w:val="Heading1"/>
         <w:spacing w:after="120" w:before="260"/>
       </w:pPr>
@@ -2107,6 +2229,23 @@
     </w:p>
     <w:p>
       <w:pPr>
+        <w:spacing w:after="90" w:before="180" w:line="245"/>
+        <w:keepNext/>
+      </w:pPr>
+      <w:r>
+        <w:rPr>
+          <w:rFonts w:ascii="Calibri" w:cs="Calibri" w:eastAsia="Calibri" w:hAnsi="Calibri"/>
+          <w:b/>
+          <w:bCs/>
+          <w:color w:val="1F3864"/>
+          <w:sz w:val="19"/>
+          <w:szCs w:val="19"/>
+        </w:rPr>
+        <w:t xml:space="preserve">Part A - Thickener feed, overflow and underflow sampling</w:t>
+      </w:r>
+    </w:p>
+    <w:p>
+      <w:pPr>
         <w:ind w:left="280"/>
         <w:spacing w:after="50" w:before="0" w:line="245"/>
       </w:pPr>
@@ -2271,6 +2410,183 @@
           <w:szCs w:val="17"/>
         </w:rPr>
         <w:t xml:space="preserve">  Record bed level, rake torque, underflow flow and flocculant dose rate at the time of sampling.</w:t>
+      </w:r>
+    </w:p>
+    <w:p>
+      <w:pPr>
+        <w:spacing w:after="90" w:before="180" w:line="245"/>
+        <w:keepNext/>
+      </w:pPr>
+      <w:r>
+        <w:rPr>
+          <w:rFonts w:ascii="Calibri" w:cs="Calibri" w:eastAsia="Calibri" w:hAnsi="Calibri"/>
+          <w:b/>
+          <w:bCs/>
+          <w:color w:val="1F3864"/>
+          <w:sz w:val="19"/>
+          <w:szCs w:val="19"/>
+        </w:rPr>
+        <w:t xml:space="preserve">Part B - Flocculant solution sampling at the flocculant mixing area [M]</w:t>
+      </w:r>
+    </w:p>
+    <w:p>
+      <w:pPr>
+        <w:spacing w:after="60" w:before="0" w:line="245"/>
+      </w:pPr>
+      <w:r>
+        <w:rPr>
+          <w:rFonts w:ascii="Calibri" w:cs="Calibri" w:eastAsia="Calibri" w:hAnsi="Calibri"/>
+          <w:sz w:val="17"/>
+          <w:szCs w:val="17"/>
+        </w:rPr>
+        <w:t xml:space="preserve">[M] = taken from the Martabe team work instruction "Tailing Flocculant Solution Sampling (DOC-3-MET-PRS-WIN-00064-IE)" (25/12/2024). [CONFIRM] = unspecified or inconsistent in the source; resolve before this instruction is approved for use. Part A (original steps) is unchanged.</w:t>
+      </w:r>
+    </w:p>
+    <w:p>
+      <w:pPr>
+        <w:spacing w:after="60" w:before="0" w:line="245"/>
+      </w:pPr>
+      <w:r>
+        <w:rPr>
+          <w:rFonts w:ascii="Calibri" w:cs="Calibri" w:eastAsia="Calibri" w:hAnsi="Calibri"/>
+          <w:sz w:val="17"/>
+          <w:szCs w:val="17"/>
+        </w:rPr>
+        <w:t xml:space="preserve">Purpose [M]: take a sample of the made-up flocculant solution. Part A only records the dose rate; the solution strength is needed for the flocculant dose work in SWI-PRO-MET-204-010.</w:t>
+      </w:r>
+    </w:p>
+    <w:p>
+      <w:pPr>
+        <w:spacing w:after="60" w:before="0" w:line="245"/>
+      </w:pPr>
+      <w:r>
+        <w:rPr>
+          <w:rFonts w:ascii="Calibri" w:cs="Calibri" w:eastAsia="Calibri" w:hAnsi="Calibri"/>
+          <w:b/>
+          <w:sz w:val="17"/>
+          <w:szCs w:val="17"/>
+        </w:rPr>
+        <w:t xml:space="preserve">Safety [M]: do not sample while flocculant lifting or handling is under way - wait until it has finished. Slippery floors and pinch points at the feed valve are the main hazards.</w:t>
+      </w:r>
+    </w:p>
+    <w:p>
+      <w:pPr>
+        <w:ind w:left="280"/>
+        <w:spacing w:after="50" w:before="0" w:line="245"/>
+      </w:pPr>
+      <w:r>
+        <w:rPr>
+          <w:rFonts w:ascii="Calibri" w:cs="Calibri" w:eastAsia="Calibri" w:hAnsi="Calibri"/>
+          <w:b/>
+          <w:bCs/>
+          <w:sz w:val="17"/>
+          <w:szCs w:val="17"/>
+        </w:rPr>
+        <w:t xml:space="preserve">8.</w:t>
+      </w:r>
+      <w:r>
+        <w:rPr>
+          <w:rFonts w:ascii="Calibri" w:cs="Calibri" w:eastAsia="Calibri" w:hAnsi="Calibri"/>
+          <w:sz w:val="17"/>
+          <w:szCs w:val="17"/>
+        </w:rPr>
+        <w:t xml:space="preserve">  Take 5 minutes before starting ('Take 5'). Confirm Section 3 controls are in place and the sample bottle is ready and in good condition. If not, stop and report.</w:t>
+      </w:r>
+    </w:p>
+    <w:p>
+      <w:pPr>
+        <w:ind w:left="280"/>
+        <w:spacing w:after="50" w:before="0" w:line="245"/>
+      </w:pPr>
+      <w:r>
+        <w:rPr>
+          <w:rFonts w:ascii="Calibri" w:cs="Calibri" w:eastAsia="Calibri" w:hAnsi="Calibri"/>
+          <w:b/>
+          <w:bCs/>
+          <w:sz w:val="17"/>
+          <w:szCs w:val="17"/>
+        </w:rPr>
+        <w:t xml:space="preserve">9.</w:t>
+      </w:r>
+      <w:r>
+        <w:rPr>
+          <w:rFonts w:ascii="Calibri" w:cs="Calibri" w:eastAsia="Calibri" w:hAnsi="Calibri"/>
+          <w:sz w:val="17"/>
+          <w:szCs w:val="17"/>
+        </w:rPr>
+        <w:t xml:space="preserve">  The sampling point is the flocculant tube in the flocculant mixing area. Open one of the control valves next to the sampling tube, on the line with the pump running.</w:t>
+      </w:r>
+    </w:p>
+    <w:p>
+      <w:pPr>
+        <w:ind w:left="280"/>
+        <w:spacing w:after="50" w:before="0" w:line="245"/>
+      </w:pPr>
+      <w:r>
+        <w:rPr>
+          <w:rFonts w:ascii="Calibri" w:cs="Calibri" w:eastAsia="Calibri" w:hAnsi="Calibri"/>
+          <w:b/>
+          <w:bCs/>
+          <w:sz w:val="17"/>
+          <w:szCs w:val="17"/>
+        </w:rPr>
+        <w:t xml:space="preserve">10.</w:t>
+      </w:r>
+      <w:r>
+        <w:rPr>
+          <w:rFonts w:ascii="Calibri" w:cs="Calibri" w:eastAsia="Calibri" w:hAnsi="Calibri"/>
+          <w:sz w:val="17"/>
+          <w:szCs w:val="17"/>
+        </w:rPr>
+        <w:t xml:space="preserve">  Open the tube cover and wait for the tube to fill with flocculant solution. Close the valve when the tube is full.</w:t>
+      </w:r>
+    </w:p>
+    <w:p>
+      <w:pPr>
+        <w:ind w:left="280"/>
+        <w:spacing w:after="50" w:before="0" w:line="245"/>
+      </w:pPr>
+      <w:r>
+        <w:rPr>
+          <w:rFonts w:ascii="Calibri" w:cs="Calibri" w:eastAsia="Calibri" w:hAnsi="Calibri"/>
+          <w:b/>
+          <w:bCs/>
+          <w:sz w:val="17"/>
+          <w:szCs w:val="17"/>
+        </w:rPr>
+        <w:t xml:space="preserve">11.</w:t>
+      </w:r>
+      <w:r>
+        <w:rPr>
+          <w:rFonts w:ascii="Calibri" w:cs="Calibri" w:eastAsia="Calibri" w:hAnsi="Calibri"/>
+          <w:sz w:val="17"/>
+          <w:szCs w:val="17"/>
+        </w:rPr>
+        <w:t xml:space="preserve">  Put the bottle into the tube and fill it to the top with flocculant solution.</w:t>
+      </w:r>
+    </w:p>
+    <w:p>
+      <w:pPr>
+        <w:ind w:left="280"/>
+        <w:spacing w:after="50" w:before="0" w:line="245"/>
+      </w:pPr>
+      <w:r>
+        <w:rPr>
+          <w:rFonts w:ascii="Calibri" w:cs="Calibri" w:eastAsia="Calibri" w:hAnsi="Calibri"/>
+          <w:b/>
+          <w:bCs/>
+          <w:sz w:val="17"/>
+          <w:szCs w:val="17"/>
+        </w:rPr>
+        <w:t xml:space="preserve">12.</w:t>
+      </w:r>
+      <w:r>
+        <w:rPr>
+          <w:rFonts w:ascii="Calibri" w:cs="Calibri" w:eastAsia="Calibri" w:hAnsi="Calibri"/>
+          <w:sz w:val="17"/>
+          <w:szCs w:val="17"/>
+        </w:rPr>
+        <w:t xml:space="preserve">  To empty the tube, close the feed valve and the control valve together, then return the valves to their normal position. Close the tube cover.</w:t>
       </w:r>
     </w:p>
     <w:p>
@@ -2592,6 +2908,24 @@
           <w:szCs w:val="17"/>
         </w:rPr>
         <w:t xml:space="preserve">HM-PRC-V01-PRO008 Tails Thickener and Tailings Disposal</w:t>
+      </w:r>
+    </w:p>
+    <w:p>
+      <w:pPr>
+        <w:pStyle w:val="ListParagraph"/>
+        <w:numPr>
+          <w:ilvl w:val="0"/>
+          <w:numId w:val="1"/>
+        </w:numPr>
+        <w:spacing w:after="60" w:line="245"/>
+      </w:pPr>
+      <w:r>
+        <w:rPr>
+          <w:rFonts w:ascii="Calibri" w:cs="Calibri" w:eastAsia="Calibri" w:hAnsi="Calibri"/>
+          <w:sz w:val="17"/>
+          <w:szCs w:val="17"/>
+        </w:rPr>
+        <w:t xml:space="preserve">Martabe work instruction 'Tailing Flocculant Solution Sampling' DOC-3-MET-PRS-WIN-00064-IE v1.0 (issued 25/12/2024; reference SOP DOC-2-MET-PRM-SOP-00037-IE) - Part B source</w:t>
       </w:r>
     </w:p>
     <w:sectPr>

--- a/SWI/201-Plant-Sampling/MM-4034-033-OR-03-SWI-PRO-MET-201-017-Tails-Thickener-Feed-Overflow-and-Underflow-Sampling-RevA.docx
+++ b/SWI/201-Plant-Sampling/MM-4034-033-OR-03-SWI-PRO-MET-201-017-Tails-Thickener-Feed-Overflow-and-Underflow-Sampling-RevA.docx
@@ -3647,7 +3647,7 @@
                 <w:lang w:val="en-AU" w:eastAsia="en-AU"/>
                 <w14:ligatures w14:val="none"/>
               </w:rPr>
-              <w:t xml:space="preserve">Confirm you are trained and signed off against this SWI, signed on to JSEA-PRO-MET-201-017 at a communication session, and authorised by the Shift Supervisor.</w:t>
+              <w:t xml:space="preserve">Confirm you are trained and signed off against this SWI, signed on to JSEA-PRO-MET-201-017 at a communication session, site inducted with current cyanide awareness and gas detection competency where the area requires it, and authorised by the Shift Supervisor.</w:t>
             </w:r>
           </w:p>
           <w:p>
